--- a/paper/highlights.docx
+++ b/paper/highlights.docx
@@ -39,7 +39,7 @@
         <w:pStyle w:val="ListBullet"/>
       </w:pPr>
       <w:r>
-        <w:t>A separate report ceiling restores fine-region service while silence stays strict.</w:t>
+        <w:t>A separate report ceiling improves fine-region service while silence stays strict.</w:t>
       </w:r>
     </w:p>
     <w:p>
